--- a/fanfic/ffn_upload/ch19.docx
+++ b/fanfic/ffn_upload/ch19.docx
@@ -141,7 +141,7 @@
         <w:t xml:space="preserve">“</w:t>
       </w:r>
       <w:r>
-        <w:t xml:space="preserve">is called being prepared! You are the one who walked into my house with no weapons at all. Either you are very stupid or you are very dangerous, and I have met you, so I know which.</w:t>
+        <w:t xml:space="preserve">is called being prepared! You are the one who walked into my house with no weapons at all. Either you are very stupid or you are very dangerous, and I have heard about you, so I know which.</w:t>
       </w:r>
       <w:r>
         <w:t xml:space="preserve">”</w:t>
@@ -620,7 +620,7 @@
         <w:t xml:space="preserve">“</w:t>
       </w:r>
       <w:r>
-        <w:t xml:space="preserve">When I came back, the stall was shut and Pesk was dead. No mark on him, they said in the arcade. Hands folded on his chest like a good boy. Cam gone. Datapads gone.</w:t>
+        <w:t xml:space="preserve">When I could risk Coruscant again, weeks later, the stall was shut and Pesk was dead. No mark on him, they said in the arcade. Hands folded in his lap like a good boy. Cam gone. Datapads gone.</w:t>
       </w:r>
       <w:r>
         <w:t xml:space="preserve">”</w:t>
@@ -1216,15 +1216,15 @@
         <w:pStyle w:val="FirstParagraph"/>
       </w:pPr>
       <w:r>
-        <w:t xml:space="preserve">Ventress did not sleep. She rarely did in places where she’d been searched, and Hondo’s base had a hundred noises she didn’t know yet — the boom of the geysers out in the canyons, the drip of condensation from the hangar ribs, pirates singing a song about a Hutt that seemed to have no last verse. She found a ledge on the outer wall above the landing pad, out of the floodlights, and sat there with her knees drawn up and watched the sulfur sky go from yellow to bruise-brown to a sickly, starless black.</w:t>
-      </w:r>
-    </w:p>
-    <w:p>
-      <w:pPr>
-        <w:pStyle w:val="BodyText"/>
-      </w:pPr>
-      <w:r>
-        <w:t xml:space="preserve">Below her, Tano had fallen asleep sitting up against a crate with the borrowed saber across her knees. Hondo, on his way past with a bottle, stopped, looked at her for a long moment, and laid a blanket over her shoulders with a delicacy that would have ruined his reputation if Ventress had told anyone. Which she might. Later. When it was useful.</w:t>
+        <w:t xml:space="preserve">Ventress did not sleep. She rarely did in places where she’d been searched, and Hondo’s base had a hundred noises she didn’t know yet — the boom of the geysers out in the canyons, the drip of condensation from the hangar ribs, pirates singing a song about a Hutt that seemed to have no last verse. She found a ledge on the outer wall above the landing pad, out of the floodlights, and sat there with her knees drawn up and watched the sulfur sky go from yellow to rust-brown to a sickly, starless black.</w:t>
+      </w:r>
+    </w:p>
+    <w:p>
+      <w:pPr>
+        <w:pStyle w:val="BodyText"/>
+      </w:pPr>
+      <w:r>
+        <w:t xml:space="preserve">Below her, Tano had fallen asleep sitting up against a crate with the borrowed saber across her knees. Hondo, on his way past with a bottle, stopped, considered her with his head on one side, and laid a blanket over her shoulders with a delicacy that would have ruined his reputation if Ventress had told anyone. Which she might. Later. When it was useful.</w:t>
       </w:r>
     </w:p>
     <w:p>
@@ -1240,7 +1240,7 @@
         <w:pStyle w:val="BodyText"/>
       </w:pPr>
       <w:r>
-        <w:t xml:space="preserve">Tess came out of the barracks door in her grey prison coat and crossed the yard without hurrying, the way people do when they very much want to hurry and know it would look wrong. She went to the base of the north tower, where the big comm dish sat hunched against the dark like a beggar’s bowl, and began to climb the service ladder. She climbed one-handed. The bandaged hand stayed in her coat pocket the whole way up.</w:t>
+        <w:t xml:space="preserve">Tess came out of the barracks door in her borrowed pirate’s jacket and crossed the yard without hurrying, the way people do when they very much want to hurry and know it would look wrong. She went to the base of the north tower, where the big comm dish sat hunched against the dark like a beggar’s bowl, and began to climb the service ladder. She climbed one-handed. The bandaged hand stayed in her jacket pocket the whole way up.</w:t>
       </w:r>
     </w:p>
     <w:p>
@@ -1426,16 +1426,16 @@
         <w:t xml:space="preserve">“</w:t>
       </w:r>
       <w:r>
-        <w:t xml:space="preserve">Wasn’t talkin’ to you, little Jedi. Not first, anyhow.</w:t>
-      </w:r>
-      <w:r>
-        <w:t xml:space="preserve">”</w:t>
-      </w:r>
-      <w:r>
-        <w:t xml:space="preserve"> </w:t>
-      </w:r>
-      <w:r>
-        <w:t xml:space="preserve">Bane’s red eyes moved over the pirates, the ruined tower, the yard — and stopped, for half a heartbeat, on the old woman standing in the barracks doorway. He touched the brim of his hat to her.</w:t>
+        <w:t xml:space="preserve">Wasn’t talkin’ to you, Commander. Not first, anyhow.</w:t>
+      </w:r>
+      <w:r>
+        <w:t xml:space="preserve">”</w:t>
+      </w:r>
+      <w:r>
+        <w:t xml:space="preserve"> </w:t>
+      </w:r>
+      <w:r>
+        <w:t xml:space="preserve">Bane’s red eyes moved over the pirates, the ruined tower, the yard — and stopped, for half a heartbeat, on Tess standing in the barracks doorway. He touched the brim of his hat to her.</w:t>
       </w:r>
     </w:p>
     <w:p>
@@ -1563,7 +1563,7 @@
         <w:pStyle w:val="BodyText"/>
       </w:pPr>
       <w:r>
-        <w:t xml:space="preserve">He reached into his coat. Ventress, who had been killing people for a long time, knew the gesture of a man reaching for something that wasn’t a weapon and mattered more. A small black cylinder came out in his long blue fingers. He pointed it at Tano, quite casually, and pressed it.</w:t>
+        <w:t xml:space="preserve">He reached into his coat. Ventress, who had been killing people for a long time, knew the gesture of a man reaching for something that wasn’t a weapon and mattered more. A small black cylinder came out in his long fingers. He pointed it at Tano, quite casually, and pressed it.</w:t>
       </w:r>
     </w:p>
     <w:p>
@@ -1857,7 +1857,7 @@
         <w:pStyle w:val="BodyText"/>
       </w:pPr>
       <w:r>
-        <w:t xml:space="preserve">Ventress was watching Tano, who had already dropped the saber and was running toward the old woman in the doorway.</w:t>
+        <w:t xml:space="preserve">Ventress was watching Tano, who had already dropped the saber and was running toward Tess in the doorway.</w:t>
       </w:r>
     </w:p>
     <w:p>
@@ -2027,16 +2027,16 @@
         <w:t xml:space="preserve">“</w:t>
       </w:r>
       <w:r>
-        <w:t xml:space="preserve">I called him two nights ago. Told him where you were. He wired the first half before he even got here.</w:t>
-      </w:r>
-      <w:r>
-        <w:t xml:space="preserve">”</w:t>
-      </w:r>
-      <w:r>
-        <w:t xml:space="preserve"> </w:t>
-      </w:r>
-      <w:r>
-        <w:t xml:space="preserve">Her good hand fumbled at her coat. A credit chit came out, scuffed and ordinary.</w:t>
+        <w:t xml:space="preserve">I called him last night. Told him where you were. He wired the first half before he even got here.</w:t>
+      </w:r>
+      <w:r>
+        <w:t xml:space="preserve">”</w:t>
+      </w:r>
+      <w:r>
+        <w:t xml:space="preserve"> </w:t>
+      </w:r>
+      <w:r>
+        <w:t xml:space="preserve">Her good hand fumbled at her jacket. A credit chit came out, scuffed and ordinary.</w:t>
       </w:r>
       <w:r>
         <w:t xml:space="preserve"> </w:t>
@@ -2182,7 +2182,7 @@
         <w:pStyle w:val="BodyText"/>
       </w:pPr>
       <w:r>
-        <w:t xml:space="preserve">Tano looked at the credit chit in the old woman’s hand for a long time. Then she reached out and folded Tess’s fingers — the broken one, the two frostbitten ones, all of them — closed around it.</w:t>
+        <w:t xml:space="preserve">Tano looked at the credit chit in Tess’s hand for a long time. Then she reached out and folded Tess’s fingers — the broken one, the two frostbitten ones, all of them — closed around it.</w:t>
       </w:r>
     </w:p>
     <w:p>
@@ -2656,7 +2656,7 @@
         <w:pStyle w:val="BodyText"/>
       </w:pPr>
       <w:r>
-        <w:t xml:space="preserve">Ventress settled her shoulders against the hatch frame and said nothing. There was no hurry. She had been hunting a ghost with green hands for months. It had never occurred to her until tonight that the girl might have trusted the ghost with her life, and thanked it for the trouble.</w:t>
+        <w:t xml:space="preserve">Ventress settled her shoulders against the hatch frame and said nothing. There was no hurry. She had been hunting a ghost with green hands for months. It had never occurred to her until now that the girl might have trusted the ghost with her life, and thanked it for the trouble.</w:t>
       </w:r>
     </w:p>
     <w:bookmarkEnd w:id="20"/>
